--- a/course/day6/day4_tasks.docx
+++ b/course/day6/day4_tasks.docx
@@ -23,7 +23,7 @@
         <w:t xml:space="preserve">Задачи из реальных вступительных экзаменов в 8 класс Аничкова лицея (2006–2025).</w:t>
       </w:r>
       <w:r>
-        <w:br/>
+        <w:t xml:space="preserve"> </w:t>
       </w:r>
       <w:r>
         <w:t xml:space="preserve">16 уравнений: линейные, квадратные, рациональные, с параметром.</w:t>
